--- a/docs/Fr/OGMA - LE LIVRE BLANC OFFICIEL Version 0.3.11.docx
+++ b/docs/Fr/OGMA - LE LIVRE BLANC OFFICIEL Version 0.3.11.docx
@@ -123,7 +123,7 @@
           <w14:ligatures w14:val="none"/>
         </w:rPr>
         <w:pict w14:anchorId="31855055">
-          <v:rect id="_x0000_i1248" style="width:0;height:1.5pt" o:hralign="center" o:hrstd="t" o:hrnoshade="t" o:hr="t" fillcolor="gray" stroked="f"/>
+          <v:rect id="_x0000_i1025" style="width:0;height:1.5pt" o:hralign="center" o:hrstd="t" o:hrnoshade="t" o:hr="t" fillcolor="gray" stroked="f"/>
         </w:pict>
       </w:r>
     </w:p>
@@ -688,7 +688,7 @@
           <w14:ligatures w14:val="none"/>
         </w:rPr>
         <w:pict w14:anchorId="6267A298">
-          <v:rect id="_x0000_i1249" style="width:0;height:1.5pt" o:hralign="center" o:hrstd="t" o:hrnoshade="t" o:hr="t" fillcolor="gray" stroked="f"/>
+          <v:rect id="_x0000_i1026" style="width:0;height:1.5pt" o:hralign="center" o:hrstd="t" o:hrnoshade="t" o:hr="t" fillcolor="gray" stroked="f"/>
         </w:pict>
       </w:r>
     </w:p>
@@ -856,7 +856,6 @@
         </w:rPr>
       </w:pPr>
       <w:proofErr w:type="spellStart"/>
-      <w:proofErr w:type="gramStart"/>
       <w:r>
         <w:rPr>
           <w:rFonts w:ascii="Arial" w:eastAsia="Times New Roman" w:hAnsi="Arial" w:cs="Arial"/>
@@ -873,7 +872,6 @@
         <w:t>int</w:t>
       </w:r>
       <w:proofErr w:type="spellEnd"/>
-      <w:proofErr w:type="gramEnd"/>
       <w:r>
         <w:rPr>
           <w:rFonts w:ascii="Arial" w:eastAsia="Times New Roman" w:hAnsi="Arial" w:cs="Arial"/>
@@ -901,7 +899,6 @@
         </w:rPr>
       </w:pPr>
       <w:proofErr w:type="spellStart"/>
-      <w:proofErr w:type="gramStart"/>
       <w:r>
         <w:rPr>
           <w:rFonts w:ascii="Arial" w:eastAsia="Times New Roman" w:hAnsi="Arial" w:cs="Arial"/>
@@ -918,7 +915,6 @@
         <w:t>decimal</w:t>
       </w:r>
       <w:proofErr w:type="spellEnd"/>
-      <w:proofErr w:type="gramEnd"/>
       <w:r>
         <w:rPr>
           <w:rFonts w:ascii="Arial" w:eastAsia="Times New Roman" w:hAnsi="Arial" w:cs="Arial"/>
@@ -945,7 +941,6 @@
           <w14:ligatures w14:val="none"/>
         </w:rPr>
       </w:pPr>
-      <w:proofErr w:type="gramStart"/>
       <w:r>
         <w:rPr>
           <w:rFonts w:ascii="Arial" w:eastAsia="Times New Roman" w:hAnsi="Arial" w:cs="Arial"/>
@@ -961,7 +956,6 @@
         </w:rPr>
         <w:t>string</w:t>
       </w:r>
-      <w:proofErr w:type="gramEnd"/>
       <w:r>
         <w:rPr>
           <w:rFonts w:ascii="Arial" w:eastAsia="Times New Roman" w:hAnsi="Arial" w:cs="Arial"/>
@@ -989,7 +983,6 @@
         </w:rPr>
       </w:pPr>
       <w:proofErr w:type="spellStart"/>
-      <w:proofErr w:type="gramStart"/>
       <w:r>
         <w:rPr>
           <w:rFonts w:ascii="Arial" w:eastAsia="Times New Roman" w:hAnsi="Arial" w:cs="Arial"/>
@@ -1006,7 +999,6 @@
         <w:t>bool</w:t>
       </w:r>
       <w:proofErr w:type="spellEnd"/>
-      <w:proofErr w:type="gramEnd"/>
       <w:r>
         <w:rPr>
           <w:rFonts w:ascii="Arial" w:eastAsia="Times New Roman" w:hAnsi="Arial" w:cs="Arial"/>
@@ -1081,7 +1073,6 @@
           <w14:ligatures w14:val="none"/>
         </w:rPr>
       </w:pPr>
-      <w:proofErr w:type="gramStart"/>
       <w:r>
         <w:rPr>
           <w:rFonts w:ascii="Arial" w:eastAsia="Times New Roman" w:hAnsi="Arial" w:cs="Arial"/>
@@ -1097,7 +1088,6 @@
         </w:rPr>
         <w:t>char</w:t>
       </w:r>
-      <w:proofErr w:type="gramEnd"/>
       <w:r>
         <w:rPr>
           <w:rFonts w:ascii="Arial" w:eastAsia="Times New Roman" w:hAnsi="Arial" w:cs="Arial"/>
@@ -1179,7 +1169,6 @@
         </w:rPr>
         <w:t xml:space="preserve">2.2 L'Innovation Majeure : </w:t>
       </w:r>
-      <w:proofErr w:type="gramStart"/>
       <w:r>
         <w:rPr>
           <w:rFonts w:ascii="Arial" w:eastAsia="Times New Roman" w:hAnsi="Arial" w:cs="Arial"/>
@@ -1193,23 +1182,7 @@
           <w:lang w:eastAsia="fr-FR"/>
           <w14:ligatures w14:val="none"/>
         </w:rPr>
-        <w:t>ognum(</w:t>
-      </w:r>
-      <w:proofErr w:type="gramEnd"/>
-      <w:r>
-        <w:rPr>
-          <w:rFonts w:ascii="Arial" w:eastAsia="Times New Roman" w:hAnsi="Arial" w:cs="Arial"/>
-          <w:b/>
-          <w:bCs/>
-          <w:color w:val="444746"/>
-          <w:kern w:val="0"/>
-          <w:sz w:val="20"/>
-          <w:szCs w:val="20"/>
-          <w:bdr w:val="none" w:sz="0" w:space="0" w:color="auto" w:frame="1"/>
-          <w:lang w:eastAsia="fr-FR"/>
-          <w14:ligatures w14:val="none"/>
-        </w:rPr>
-        <w:t>p, s)</w:t>
+        <w:t>ognum(p, s)</w:t>
       </w:r>
     </w:p>
     <w:p>
@@ -1339,29 +1312,7 @@
           <w:lang w:eastAsia="fr-FR"/>
           <w14:ligatures w14:val="none"/>
         </w:rPr>
-        <w:t xml:space="preserve"> : Capacité totale de chiffres (</w:t>
-      </w:r>
-      <w:proofErr w:type="gramStart"/>
-      <w:r>
-        <w:rPr>
-          <w:rFonts w:ascii="Arial" w:eastAsia="Times New Roman" w:hAnsi="Arial" w:cs="Arial"/>
-          <w:color w:val="1F1F1F"/>
-          <w:kern w:val="0"/>
-          <w:lang w:eastAsia="fr-FR"/>
-          <w14:ligatures w14:val="none"/>
-        </w:rPr>
-        <w:t>ex:</w:t>
-      </w:r>
-      <w:proofErr w:type="gramEnd"/>
-      <w:r>
-        <w:rPr>
-          <w:rFonts w:ascii="Arial" w:eastAsia="Times New Roman" w:hAnsi="Arial" w:cs="Arial"/>
-          <w:color w:val="1F1F1F"/>
-          <w:kern w:val="0"/>
-          <w:lang w:eastAsia="fr-FR"/>
-          <w14:ligatures w14:val="none"/>
-        </w:rPr>
-        <w:t xml:space="preserve"> 20).</w:t>
+        <w:t xml:space="preserve"> : Capacité totale de chiffres (ex: 20).</w:t>
       </w:r>
     </w:p>
     <w:p>
@@ -1400,29 +1351,7 @@
           <w:lang w:eastAsia="fr-FR"/>
           <w14:ligatures w14:val="none"/>
         </w:rPr>
-        <w:t xml:space="preserve"> : Chiffres après la virgule (</w:t>
-      </w:r>
-      <w:proofErr w:type="gramStart"/>
-      <w:r>
-        <w:rPr>
-          <w:rFonts w:ascii="Arial" w:eastAsia="Times New Roman" w:hAnsi="Arial" w:cs="Arial"/>
-          <w:color w:val="1F1F1F"/>
-          <w:kern w:val="0"/>
-          <w:lang w:eastAsia="fr-FR"/>
-          <w14:ligatures w14:val="none"/>
-        </w:rPr>
-        <w:t>ex:</w:t>
-      </w:r>
-      <w:proofErr w:type="gramEnd"/>
-      <w:r>
-        <w:rPr>
-          <w:rFonts w:ascii="Arial" w:eastAsia="Times New Roman" w:hAnsi="Arial" w:cs="Arial"/>
-          <w:color w:val="1F1F1F"/>
-          <w:kern w:val="0"/>
-          <w:lang w:eastAsia="fr-FR"/>
-          <w14:ligatures w14:val="none"/>
-        </w:rPr>
-        <w:t xml:space="preserve"> 2).</w:t>
+        <w:t xml:space="preserve"> : Chiffres après la virgule (ex: 2).</w:t>
       </w:r>
     </w:p>
     <w:p>
@@ -1496,7 +1425,7 @@
           <w14:ligatures w14:val="none"/>
         </w:rPr>
         <w:pict w14:anchorId="3CD599A1">
-          <v:rect id="_x0000_i1250" style="width:0;height:1.5pt" o:hralign="center" o:hrstd="t" o:hrnoshade="t" o:hr="t" fillcolor="gray" stroked="f"/>
+          <v:rect id="_x0000_i1027" style="width:0;height:1.5pt" o:hralign="center" o:hrstd="t" o:hrnoshade="t" o:hr="t" fillcolor="gray" stroked="f"/>
         </w:pict>
       </w:r>
     </w:p>
@@ -2300,7 +2229,6 @@
         </w:rPr>
         <w:t xml:space="preserve"> : À la fin d'un bloc </w:t>
       </w:r>
-      <w:proofErr w:type="gramStart"/>
       <w:r>
         <w:rPr>
           <w:rFonts w:ascii="Arial" w:eastAsia="Times New Roman" w:hAnsi="Arial" w:cs="Arial"/>
@@ -2314,7 +2242,6 @@
         </w:rPr>
         <w:t>{ }</w:t>
       </w:r>
-      <w:proofErr w:type="gramEnd"/>
       <w:r>
         <w:rPr>
           <w:rFonts w:ascii="Arial" w:eastAsia="Times New Roman" w:hAnsi="Arial" w:cs="Arial"/>
@@ -2358,7 +2285,7 @@
           <w14:ligatures w14:val="none"/>
         </w:rPr>
         <w:pict w14:anchorId="69738B5B">
-          <v:rect id="_x0000_i1251" style="width:0;height:1.5pt" o:hralign="center" o:hrstd="t" o:hrnoshade="t" o:hr="t" fillcolor="gray" stroked="f"/>
+          <v:rect id="_x0000_i1028" style="width:0;height:1.5pt" o:hralign="center" o:hrstd="t" o:hrnoshade="t" o:hr="t" fillcolor="gray" stroked="f"/>
         </w:pict>
       </w:r>
     </w:p>
@@ -2491,7 +2418,6 @@
         </w:rPr>
         <w:t xml:space="preserve">4.1 Le Bloc d'Exécution </w:t>
       </w:r>
-      <w:proofErr w:type="gramStart"/>
       <w:r>
         <w:rPr>
           <w:rFonts w:ascii="Arial" w:eastAsia="Times New Roman" w:hAnsi="Arial" w:cs="Arial"/>
@@ -2505,23 +2431,7 @@
           <w:lang w:eastAsia="fr-FR"/>
           <w14:ligatures w14:val="none"/>
         </w:rPr>
-        <w:t>{ ...</w:t>
-      </w:r>
-      <w:proofErr w:type="gramEnd"/>
-      <w:r>
-        <w:rPr>
-          <w:rFonts w:ascii="Arial" w:eastAsia="Times New Roman" w:hAnsi="Arial" w:cs="Arial"/>
-          <w:b/>
-          <w:bCs/>
-          <w:color w:val="444746"/>
-          <w:kern w:val="0"/>
-          <w:sz w:val="20"/>
-          <w:szCs w:val="20"/>
-          <w:bdr w:val="none" w:sz="0" w:space="0" w:color="auto" w:frame="1"/>
-          <w:lang w:eastAsia="fr-FR"/>
-          <w14:ligatures w14:val="none"/>
-        </w:rPr>
-        <w:t xml:space="preserve"> }</w:t>
+        <w:t>{ ... }</w:t>
       </w:r>
     </w:p>
     <w:p>
@@ -2725,39 +2635,7 @@
           <w:lang w:eastAsia="fr-FR"/>
           <w14:ligatures w14:val="none"/>
         </w:rPr>
-        <w:t xml:space="preserve"> </w:t>
-      </w:r>
-      <w:proofErr w:type="gramStart"/>
-      <w:r>
-        <w:rPr>
-          <w:rFonts w:ascii="Arial" w:eastAsia="Times New Roman" w:hAnsi="Arial" w:cs="Arial"/>
-          <w:b/>
-          <w:bCs/>
-          <w:color w:val="444746"/>
-          <w:kern w:val="0"/>
-          <w:sz w:val="20"/>
-          <w:szCs w:val="20"/>
-          <w:bdr w:val="none" w:sz="0" w:space="0" w:color="auto" w:frame="1"/>
-          <w:lang w:eastAsia="fr-FR"/>
-          <w14:ligatures w14:val="none"/>
-        </w:rPr>
-        <w:t>{ ...</w:t>
-      </w:r>
-      <w:proofErr w:type="gramEnd"/>
-      <w:r>
-        <w:rPr>
-          <w:rFonts w:ascii="Arial" w:eastAsia="Times New Roman" w:hAnsi="Arial" w:cs="Arial"/>
-          <w:b/>
-          <w:bCs/>
-          <w:color w:val="444746"/>
-          <w:kern w:val="0"/>
-          <w:sz w:val="20"/>
-          <w:szCs w:val="20"/>
-          <w:bdr w:val="none" w:sz="0" w:space="0" w:color="auto" w:frame="1"/>
-          <w:lang w:eastAsia="fr-FR"/>
-          <w14:ligatures w14:val="none"/>
-        </w:rPr>
-        <w:t xml:space="preserve"> }</w:t>
+        <w:t xml:space="preserve"> { ... }</w:t>
       </w:r>
     </w:p>
     <w:p>
@@ -2944,39 +2822,7 @@
           <w:lang w:eastAsia="fr-FR"/>
           <w14:ligatures w14:val="none"/>
         </w:rPr>
-        <w:t xml:space="preserve">block </w:t>
-      </w:r>
-      <w:proofErr w:type="gramStart"/>
-      <w:r>
-        <w:rPr>
-          <w:rFonts w:ascii="Arial" w:eastAsia="Times New Roman" w:hAnsi="Arial" w:cs="Arial"/>
-          <w:b/>
-          <w:bCs/>
-          <w:color w:val="444746"/>
-          <w:kern w:val="0"/>
-          <w:sz w:val="20"/>
-          <w:szCs w:val="20"/>
-          <w:bdr w:val="none" w:sz="0" w:space="0" w:color="auto" w:frame="1"/>
-          <w:lang w:eastAsia="fr-FR"/>
-          <w14:ligatures w14:val="none"/>
-        </w:rPr>
-        <w:t>{ ...</w:t>
-      </w:r>
-      <w:proofErr w:type="gramEnd"/>
-      <w:r>
-        <w:rPr>
-          <w:rFonts w:ascii="Arial" w:eastAsia="Times New Roman" w:hAnsi="Arial" w:cs="Arial"/>
-          <w:b/>
-          <w:bCs/>
-          <w:color w:val="444746"/>
-          <w:kern w:val="0"/>
-          <w:sz w:val="20"/>
-          <w:szCs w:val="20"/>
-          <w:bdr w:val="none" w:sz="0" w:space="0" w:color="auto" w:frame="1"/>
-          <w:lang w:eastAsia="fr-FR"/>
-          <w14:ligatures w14:val="none"/>
-        </w:rPr>
-        <w:t xml:space="preserve"> }</w:t>
+        <w:t>block { ... }</w:t>
       </w:r>
     </w:p>
     <w:p>
@@ -3221,7 +3067,6 @@
         </w:rPr>
         <w:t xml:space="preserve">4.4 Le Bloc Dialecte </w:t>
       </w:r>
-      <w:proofErr w:type="gramStart"/>
       <w:r>
         <w:rPr>
           <w:rFonts w:ascii="Arial" w:eastAsia="Times New Roman" w:hAnsi="Arial" w:cs="Arial"/>
@@ -3235,23 +3080,7 @@
           <w:lang w:eastAsia="fr-FR"/>
           <w14:ligatures w14:val="none"/>
         </w:rPr>
-        <w:t>[ ...</w:t>
-      </w:r>
-      <w:proofErr w:type="gramEnd"/>
-      <w:r>
-        <w:rPr>
-          <w:rFonts w:ascii="Arial" w:eastAsia="Times New Roman" w:hAnsi="Arial" w:cs="Arial"/>
-          <w:b/>
-          <w:bCs/>
-          <w:color w:val="444746"/>
-          <w:kern w:val="0"/>
-          <w:sz w:val="20"/>
-          <w:szCs w:val="20"/>
-          <w:bdr w:val="none" w:sz="0" w:space="0" w:color="auto" w:frame="1"/>
-          <w:lang w:eastAsia="fr-FR"/>
-          <w14:ligatures w14:val="none"/>
-        </w:rPr>
-        <w:t xml:space="preserve"> ]</w:t>
+        <w:t>[ ... ]</w:t>
       </w:r>
     </w:p>
     <w:p>
@@ -3403,35 +3232,7 @@
           <w:lang w:eastAsia="fr-FR"/>
           <w14:ligatures w14:val="none"/>
         </w:rPr>
-        <w:t>vitesse-</w:t>
-      </w:r>
-      <w:proofErr w:type="gramStart"/>
-      <w:r>
-        <w:rPr>
-          <w:rFonts w:ascii="Arial" w:eastAsia="Times New Roman" w:hAnsi="Arial" w:cs="Arial"/>
-          <w:color w:val="444746"/>
-          <w:kern w:val="0"/>
-          <w:sz w:val="20"/>
-          <w:szCs w:val="20"/>
-          <w:bdr w:val="none" w:sz="0" w:space="0" w:color="auto" w:frame="1"/>
-          <w:lang w:eastAsia="fr-FR"/>
-          <w14:ligatures w14:val="none"/>
-        </w:rPr>
-        <w:t>maximale:</w:t>
-      </w:r>
-      <w:proofErr w:type="gramEnd"/>
-      <w:r>
-        <w:rPr>
-          <w:rFonts w:ascii="Arial" w:eastAsia="Times New Roman" w:hAnsi="Arial" w:cs="Arial"/>
-          <w:color w:val="444746"/>
-          <w:kern w:val="0"/>
-          <w:sz w:val="20"/>
-          <w:szCs w:val="20"/>
-          <w:bdr w:val="none" w:sz="0" w:space="0" w:color="auto" w:frame="1"/>
-          <w:lang w:eastAsia="fr-FR"/>
-          <w14:ligatures w14:val="none"/>
-        </w:rPr>
-        <w:t xml:space="preserve"> 100</w:t>
+        <w:t>vitesse-maximale: 100</w:t>
       </w:r>
       <w:r>
         <w:rPr>
@@ -3528,7 +3329,7 @@
           <w14:ligatures w14:val="none"/>
         </w:rPr>
         <w:pict w14:anchorId="10B6020C">
-          <v:rect id="_x0000_i1252" style="width:0;height:1.5pt" o:hralign="center" o:hrstd="t" o:hrnoshade="t" o:hr="t" fillcolor="gray" stroked="f"/>
+          <v:rect id="_x0000_i1029" style="width:0;height:1.5pt" o:hralign="center" o:hrstd="t" o:hrnoshade="t" o:hr="t" fillcolor="gray" stroked="f"/>
         </w:pict>
       </w:r>
     </w:p>
@@ -3764,7 +3565,6 @@
         </w:rPr>
       </w:pPr>
       <w:proofErr w:type="spellStart"/>
-      <w:proofErr w:type="gramStart"/>
       <w:r>
         <w:rPr>
           <w:rFonts w:ascii="Arial" w:eastAsia="Times New Roman" w:hAnsi="Arial" w:cs="Arial"/>
@@ -3776,9 +3576,9 @@
           <w:lang w:eastAsia="fr-FR"/>
           <w14:ligatures w14:val="none"/>
         </w:rPr>
-        <w:t>appliquer</w:t>
-      </w:r>
-      <w:proofErr w:type="gramEnd"/>
+        <w:t>appliquer_taxe</w:t>
+      </w:r>
+      <w:proofErr w:type="spellEnd"/>
       <w:r>
         <w:rPr>
           <w:rFonts w:ascii="Arial" w:eastAsia="Times New Roman" w:hAnsi="Arial" w:cs="Arial"/>
@@ -3790,9 +3590,9 @@
           <w:lang w:eastAsia="fr-FR"/>
           <w14:ligatures w14:val="none"/>
         </w:rPr>
-        <w:t>_</w:t>
-      </w:r>
-      <w:proofErr w:type="gramStart"/>
+        <w:t xml:space="preserve">: </w:t>
+      </w:r>
+      <w:proofErr w:type="spellStart"/>
       <w:r>
         <w:rPr>
           <w:rFonts w:ascii="Arial" w:eastAsia="Times New Roman" w:hAnsi="Arial" w:cs="Arial"/>
@@ -3804,7 +3604,7 @@
           <w:lang w:eastAsia="fr-FR"/>
           <w14:ligatures w14:val="none"/>
         </w:rPr>
-        <w:t>taxe</w:t>
+        <w:t>fn</w:t>
       </w:r>
       <w:proofErr w:type="spellEnd"/>
       <w:r>
@@ -3818,9 +3618,9 @@
           <w:lang w:eastAsia="fr-FR"/>
           <w14:ligatures w14:val="none"/>
         </w:rPr>
-        <w:t>:</w:t>
-      </w:r>
-      <w:proofErr w:type="gramEnd"/>
+        <w:t xml:space="preserve">(montant: ognum(10,2), taux: </w:t>
+      </w:r>
+      <w:proofErr w:type="spellStart"/>
       <w:r>
         <w:rPr>
           <w:rFonts w:ascii="Arial" w:eastAsia="Times New Roman" w:hAnsi="Arial" w:cs="Arial"/>
@@ -3832,10 +3632,9 @@
           <w:lang w:eastAsia="fr-FR"/>
           <w14:ligatures w14:val="none"/>
         </w:rPr>
-        <w:t xml:space="preserve"> </w:t>
-      </w:r>
-      <w:proofErr w:type="spellStart"/>
-      <w:proofErr w:type="gramStart"/>
+        <w:t>decimal</w:t>
+      </w:r>
+      <w:proofErr w:type="spellEnd"/>
       <w:r>
         <w:rPr>
           <w:rFonts w:ascii="Arial" w:eastAsia="Times New Roman" w:hAnsi="Arial" w:cs="Arial"/>
@@ -3847,147 +3646,7 @@
           <w:lang w:eastAsia="fr-FR"/>
           <w14:ligatures w14:val="none"/>
         </w:rPr>
-        <w:t>fn</w:t>
-      </w:r>
-      <w:proofErr w:type="spellEnd"/>
-      <w:r>
-        <w:rPr>
-          <w:rFonts w:ascii="Arial" w:eastAsia="Times New Roman" w:hAnsi="Arial" w:cs="Arial"/>
-          <w:color w:val="444746"/>
-          <w:kern w:val="0"/>
-          <w:sz w:val="21"/>
-          <w:szCs w:val="21"/>
-          <w:bdr w:val="none" w:sz="0" w:space="0" w:color="auto" w:frame="1"/>
-          <w:lang w:eastAsia="fr-FR"/>
-          <w14:ligatures w14:val="none"/>
-        </w:rPr>
-        <w:t>(montant:</w:t>
-      </w:r>
-      <w:proofErr w:type="gramEnd"/>
-      <w:r>
-        <w:rPr>
-          <w:rFonts w:ascii="Arial" w:eastAsia="Times New Roman" w:hAnsi="Arial" w:cs="Arial"/>
-          <w:color w:val="444746"/>
-          <w:kern w:val="0"/>
-          <w:sz w:val="21"/>
-          <w:szCs w:val="21"/>
-          <w:bdr w:val="none" w:sz="0" w:space="0" w:color="auto" w:frame="1"/>
-          <w:lang w:eastAsia="fr-FR"/>
-          <w14:ligatures w14:val="none"/>
-        </w:rPr>
-        <w:t xml:space="preserve"> </w:t>
-      </w:r>
-      <w:proofErr w:type="gramStart"/>
-      <w:r>
-        <w:rPr>
-          <w:rFonts w:ascii="Arial" w:eastAsia="Times New Roman" w:hAnsi="Arial" w:cs="Arial"/>
-          <w:color w:val="444746"/>
-          <w:kern w:val="0"/>
-          <w:sz w:val="21"/>
-          <w:szCs w:val="21"/>
-          <w:bdr w:val="none" w:sz="0" w:space="0" w:color="auto" w:frame="1"/>
-          <w:lang w:eastAsia="fr-FR"/>
-          <w14:ligatures w14:val="none"/>
-        </w:rPr>
-        <w:t>ognum(</w:t>
-      </w:r>
-      <w:proofErr w:type="gramEnd"/>
-      <w:r>
-        <w:rPr>
-          <w:rFonts w:ascii="Arial" w:eastAsia="Times New Roman" w:hAnsi="Arial" w:cs="Arial"/>
-          <w:color w:val="444746"/>
-          <w:kern w:val="0"/>
-          <w:sz w:val="21"/>
-          <w:szCs w:val="21"/>
-          <w:bdr w:val="none" w:sz="0" w:space="0" w:color="auto" w:frame="1"/>
-          <w:lang w:eastAsia="fr-FR"/>
-          <w14:ligatures w14:val="none"/>
-        </w:rPr>
-        <w:t xml:space="preserve">10,2), </w:t>
-      </w:r>
-      <w:proofErr w:type="gramStart"/>
-      <w:r>
-        <w:rPr>
-          <w:rFonts w:ascii="Arial" w:eastAsia="Times New Roman" w:hAnsi="Arial" w:cs="Arial"/>
-          <w:color w:val="444746"/>
-          <w:kern w:val="0"/>
-          <w:sz w:val="21"/>
-          <w:szCs w:val="21"/>
-          <w:bdr w:val="none" w:sz="0" w:space="0" w:color="auto" w:frame="1"/>
-          <w:lang w:eastAsia="fr-FR"/>
-          <w14:ligatures w14:val="none"/>
-        </w:rPr>
-        <w:t>taux:</w:t>
-      </w:r>
-      <w:proofErr w:type="gramEnd"/>
-      <w:r>
-        <w:rPr>
-          <w:rFonts w:ascii="Arial" w:eastAsia="Times New Roman" w:hAnsi="Arial" w:cs="Arial"/>
-          <w:color w:val="444746"/>
-          <w:kern w:val="0"/>
-          <w:sz w:val="21"/>
-          <w:szCs w:val="21"/>
-          <w:bdr w:val="none" w:sz="0" w:space="0" w:color="auto" w:frame="1"/>
-          <w:lang w:eastAsia="fr-FR"/>
-          <w14:ligatures w14:val="none"/>
-        </w:rPr>
-        <w:t xml:space="preserve"> </w:t>
-      </w:r>
-      <w:proofErr w:type="spellStart"/>
-      <w:r>
-        <w:rPr>
-          <w:rFonts w:ascii="Arial" w:eastAsia="Times New Roman" w:hAnsi="Arial" w:cs="Arial"/>
-          <w:color w:val="444746"/>
-          <w:kern w:val="0"/>
-          <w:sz w:val="21"/>
-          <w:szCs w:val="21"/>
-          <w:bdr w:val="none" w:sz="0" w:space="0" w:color="auto" w:frame="1"/>
-          <w:lang w:eastAsia="fr-FR"/>
-          <w14:ligatures w14:val="none"/>
-        </w:rPr>
-        <w:t>decimal</w:t>
-      </w:r>
-      <w:proofErr w:type="spellEnd"/>
-      <w:r>
-        <w:rPr>
-          <w:rFonts w:ascii="Arial" w:eastAsia="Times New Roman" w:hAnsi="Arial" w:cs="Arial"/>
-          <w:color w:val="444746"/>
-          <w:kern w:val="0"/>
-          <w:sz w:val="21"/>
-          <w:szCs w:val="21"/>
-          <w:bdr w:val="none" w:sz="0" w:space="0" w:color="auto" w:frame="1"/>
-          <w:lang w:eastAsia="fr-FR"/>
-          <w14:ligatures w14:val="none"/>
-        </w:rPr>
-        <w:t xml:space="preserve">) -&gt; </w:t>
-      </w:r>
-      <w:proofErr w:type="gramStart"/>
-      <w:r>
-        <w:rPr>
-          <w:rFonts w:ascii="Arial" w:eastAsia="Times New Roman" w:hAnsi="Arial" w:cs="Arial"/>
-          <w:color w:val="444746"/>
-          <w:kern w:val="0"/>
-          <w:sz w:val="21"/>
-          <w:szCs w:val="21"/>
-          <w:bdr w:val="none" w:sz="0" w:space="0" w:color="auto" w:frame="1"/>
-          <w:lang w:eastAsia="fr-FR"/>
-          <w14:ligatures w14:val="none"/>
-        </w:rPr>
-        <w:t>ognum(</w:t>
-      </w:r>
-      <w:proofErr w:type="gramEnd"/>
-      <w:r>
-        <w:rPr>
-          <w:rFonts w:ascii="Arial" w:eastAsia="Times New Roman" w:hAnsi="Arial" w:cs="Arial"/>
-          <w:color w:val="444746"/>
-          <w:kern w:val="0"/>
-          <w:sz w:val="21"/>
-          <w:szCs w:val="21"/>
-          <w:bdr w:val="none" w:sz="0" w:space="0" w:color="auto" w:frame="1"/>
-          <w:lang w:eastAsia="fr-FR"/>
-          <w14:ligatures w14:val="none"/>
-        </w:rPr>
-        <w:t>10,2) {</w:t>
+        <w:t>) -&gt; ognum(10,2) {</w:t>
       </w:r>
     </w:p>
     <w:p>
@@ -4192,7 +3851,6 @@
         </w:rPr>
         <w:t xml:space="preserve"> : </w:t>
       </w:r>
-      <w:proofErr w:type="gramStart"/>
       <w:r>
         <w:rPr>
           <w:rFonts w:ascii="Arial" w:eastAsia="Times New Roman" w:hAnsi="Arial" w:cs="Arial"/>
@@ -4204,9 +3862,18 @@
           <w:lang w:eastAsia="fr-FR"/>
           <w14:ligatures w14:val="none"/>
         </w:rPr>
-        <w:t>f(</w:t>
-      </w:r>
-      <w:proofErr w:type="gramEnd"/>
+        <w:t>f()</w:t>
+      </w:r>
+      <w:r>
+        <w:rPr>
+          <w:rFonts w:ascii="Arial" w:eastAsia="Times New Roman" w:hAnsi="Arial" w:cs="Arial"/>
+          <w:color w:val="1F1F1F"/>
+          <w:kern w:val="0"/>
+          <w:lang w:eastAsia="fr-FR"/>
+          <w14:ligatures w14:val="none"/>
+        </w:rPr>
+        <w:t xml:space="preserve"> et non </w:t>
+      </w:r>
       <w:r>
         <w:rPr>
           <w:rFonts w:ascii="Arial" w:eastAsia="Times New Roman" w:hAnsi="Arial" w:cs="Arial"/>
@@ -4218,17 +3885,129 @@
           <w:lang w:eastAsia="fr-FR"/>
           <w14:ligatures w14:val="none"/>
         </w:rPr>
+        <w:t>f ()</w:t>
+      </w:r>
+      <w:r>
+        <w:rPr>
+          <w:rFonts w:ascii="Arial" w:eastAsia="Times New Roman" w:hAnsi="Arial" w:cs="Arial"/>
+          <w:color w:val="1F1F1F"/>
+          <w:kern w:val="0"/>
+          <w:lang w:eastAsia="fr-FR"/>
+          <w14:ligatures w14:val="none"/>
+        </w:rPr>
+        <w:t>.</w:t>
+      </w:r>
+    </w:p>
+    <w:p>
+      <w:pPr>
+        <w:spacing w:after="120" w:line="240" w:lineRule="auto"/>
+        <w:outlineLvl w:val="2"/>
+        <w:rPr>
+          <w:rFonts w:ascii="Arial" w:eastAsia="Times New Roman" w:hAnsi="Arial" w:cs="Arial"/>
+          <w:b/>
+          <w:bCs/>
+          <w:color w:val="1F1F1F"/>
+          <w:kern w:val="0"/>
+          <w:sz w:val="27"/>
+          <w:szCs w:val="27"/>
+          <w:lang w:eastAsia="fr-FR"/>
+          <w14:ligatures w14:val="none"/>
+        </w:rPr>
+      </w:pPr>
+    </w:p>
+    <w:p>
+      <w:pPr>
+        <w:spacing w:after="120" w:line="240" w:lineRule="auto"/>
+        <w:outlineLvl w:val="2"/>
+        <w:rPr>
+          <w:rFonts w:ascii="Arial" w:eastAsia="Times New Roman" w:hAnsi="Arial" w:cs="Arial"/>
+          <w:b/>
+          <w:bCs/>
+          <w:color w:val="1F1F1F"/>
+          <w:kern w:val="0"/>
+          <w:sz w:val="27"/>
+          <w:szCs w:val="27"/>
+          <w:lang w:eastAsia="fr-FR"/>
+          <w14:ligatures w14:val="none"/>
+        </w:rPr>
+      </w:pPr>
+      <w:r>
+        <w:rPr>
+          <w:rFonts w:ascii="Arial" w:eastAsia="Times New Roman" w:hAnsi="Arial" w:cs="Arial"/>
+          <w:b/>
+          <w:bCs/>
+          <w:color w:val="1F1F1F"/>
+          <w:kern w:val="0"/>
+          <w:sz w:val="27"/>
+          <w:szCs w:val="27"/>
+          <w:lang w:eastAsia="fr-FR"/>
+          <w14:ligatures w14:val="none"/>
+        </w:rPr>
+        <w:t>5.2 Chemins (</w:t>
+      </w:r>
+      <w:proofErr w:type="spellStart"/>
+      <w:r>
+        <w:rPr>
+          <w:rFonts w:ascii="Arial" w:eastAsia="Times New Roman" w:hAnsi="Arial" w:cs="Arial"/>
+          <w:b/>
+          <w:bCs/>
+          <w:color w:val="1F1F1F"/>
+          <w:kern w:val="0"/>
+          <w:sz w:val="27"/>
+          <w:szCs w:val="27"/>
+          <w:lang w:eastAsia="fr-FR"/>
+          <w14:ligatures w14:val="none"/>
+        </w:rPr>
+        <w:t>Paths</w:t>
+      </w:r>
+      <w:proofErr w:type="spellEnd"/>
+      <w:r>
+        <w:rPr>
+          <w:rFonts w:ascii="Arial" w:eastAsia="Times New Roman" w:hAnsi="Arial" w:cs="Arial"/>
+          <w:b/>
+          <w:bCs/>
+          <w:color w:val="1F1F1F"/>
+          <w:kern w:val="0"/>
+          <w:sz w:val="27"/>
+          <w:szCs w:val="27"/>
+          <w:lang w:eastAsia="fr-FR"/>
+          <w14:ligatures w14:val="none"/>
+        </w:rPr>
         <w:t>)</w:t>
       </w:r>
-      <w:r>
-        <w:rPr>
-          <w:rFonts w:ascii="Arial" w:eastAsia="Times New Roman" w:hAnsi="Arial" w:cs="Arial"/>
-          <w:color w:val="1F1F1F"/>
-          <w:kern w:val="0"/>
-          <w:lang w:eastAsia="fr-FR"/>
-          <w14:ligatures w14:val="none"/>
-        </w:rPr>
-        <w:t xml:space="preserve"> et non </w:t>
+    </w:p>
+    <w:p>
+      <w:pPr>
+        <w:spacing w:after="0" w:line="240" w:lineRule="auto"/>
+        <w:rPr>
+          <w:rFonts w:ascii="Arial" w:eastAsia="Times New Roman" w:hAnsi="Arial" w:cs="Arial"/>
+          <w:color w:val="1F1F1F"/>
+          <w:kern w:val="0"/>
+          <w:lang w:eastAsia="fr-FR"/>
+          <w14:ligatures w14:val="none"/>
+        </w:rPr>
+      </w:pPr>
+    </w:p>
+    <w:p>
+      <w:pPr>
+        <w:spacing w:after="0" w:line="240" w:lineRule="auto"/>
+        <w:rPr>
+          <w:rFonts w:ascii="Arial" w:eastAsia="Times New Roman" w:hAnsi="Arial" w:cs="Arial"/>
+          <w:color w:val="1F1F1F"/>
+          <w:kern w:val="0"/>
+          <w:lang w:eastAsia="fr-FR"/>
+          <w14:ligatures w14:val="none"/>
+        </w:rPr>
+      </w:pPr>
+      <w:r>
+        <w:rPr>
+          <w:rFonts w:ascii="Arial" w:eastAsia="Times New Roman" w:hAnsi="Arial" w:cs="Arial"/>
+          <w:color w:val="1F1F1F"/>
+          <w:kern w:val="0"/>
+          <w:lang w:eastAsia="fr-FR"/>
+          <w14:ligatures w14:val="none"/>
+        </w:rPr>
+        <w:t xml:space="preserve">L'accès aux données se fait par le point </w:t>
       </w:r>
       <w:r>
         <w:rPr>
@@ -4241,155 +4020,8 @@
           <w:lang w:eastAsia="fr-FR"/>
           <w14:ligatures w14:val="none"/>
         </w:rPr>
-        <w:t>f ()</w:t>
-      </w:r>
-      <w:r>
-        <w:rPr>
-          <w:rFonts w:ascii="Arial" w:eastAsia="Times New Roman" w:hAnsi="Arial" w:cs="Arial"/>
-          <w:color w:val="1F1F1F"/>
-          <w:kern w:val="0"/>
-          <w:lang w:eastAsia="fr-FR"/>
-          <w14:ligatures w14:val="none"/>
-        </w:rPr>
         <w:t>.</w:t>
       </w:r>
-    </w:p>
-    <w:p>
-      <w:pPr>
-        <w:spacing w:after="120" w:line="240" w:lineRule="auto"/>
-        <w:outlineLvl w:val="2"/>
-        <w:rPr>
-          <w:rFonts w:ascii="Arial" w:eastAsia="Times New Roman" w:hAnsi="Arial" w:cs="Arial"/>
-          <w:b/>
-          <w:bCs/>
-          <w:color w:val="1F1F1F"/>
-          <w:kern w:val="0"/>
-          <w:sz w:val="27"/>
-          <w:szCs w:val="27"/>
-          <w:lang w:eastAsia="fr-FR"/>
-          <w14:ligatures w14:val="none"/>
-        </w:rPr>
-      </w:pPr>
-    </w:p>
-    <w:p>
-      <w:pPr>
-        <w:spacing w:after="120" w:line="240" w:lineRule="auto"/>
-        <w:outlineLvl w:val="2"/>
-        <w:rPr>
-          <w:rFonts w:ascii="Arial" w:eastAsia="Times New Roman" w:hAnsi="Arial" w:cs="Arial"/>
-          <w:b/>
-          <w:bCs/>
-          <w:color w:val="1F1F1F"/>
-          <w:kern w:val="0"/>
-          <w:sz w:val="27"/>
-          <w:szCs w:val="27"/>
-          <w:lang w:eastAsia="fr-FR"/>
-          <w14:ligatures w14:val="none"/>
-        </w:rPr>
-      </w:pPr>
-      <w:r>
-        <w:rPr>
-          <w:rFonts w:ascii="Arial" w:eastAsia="Times New Roman" w:hAnsi="Arial" w:cs="Arial"/>
-          <w:b/>
-          <w:bCs/>
-          <w:color w:val="1F1F1F"/>
-          <w:kern w:val="0"/>
-          <w:sz w:val="27"/>
-          <w:szCs w:val="27"/>
-          <w:lang w:eastAsia="fr-FR"/>
-          <w14:ligatures w14:val="none"/>
-        </w:rPr>
-        <w:t>5.2 Chemins (</w:t>
-      </w:r>
-      <w:proofErr w:type="spellStart"/>
-      <w:r>
-        <w:rPr>
-          <w:rFonts w:ascii="Arial" w:eastAsia="Times New Roman" w:hAnsi="Arial" w:cs="Arial"/>
-          <w:b/>
-          <w:bCs/>
-          <w:color w:val="1F1F1F"/>
-          <w:kern w:val="0"/>
-          <w:sz w:val="27"/>
-          <w:szCs w:val="27"/>
-          <w:lang w:eastAsia="fr-FR"/>
-          <w14:ligatures w14:val="none"/>
-        </w:rPr>
-        <w:t>Paths</w:t>
-      </w:r>
-      <w:proofErr w:type="spellEnd"/>
-      <w:r>
-        <w:rPr>
-          <w:rFonts w:ascii="Arial" w:eastAsia="Times New Roman" w:hAnsi="Arial" w:cs="Arial"/>
-          <w:b/>
-          <w:bCs/>
-          <w:color w:val="1F1F1F"/>
-          <w:kern w:val="0"/>
-          <w:sz w:val="27"/>
-          <w:szCs w:val="27"/>
-          <w:lang w:eastAsia="fr-FR"/>
-          <w14:ligatures w14:val="none"/>
-        </w:rPr>
-        <w:t>)</w:t>
-      </w:r>
-    </w:p>
-    <w:p>
-      <w:pPr>
-        <w:spacing w:after="0" w:line="240" w:lineRule="auto"/>
-        <w:rPr>
-          <w:rFonts w:ascii="Arial" w:eastAsia="Times New Roman" w:hAnsi="Arial" w:cs="Arial"/>
-          <w:color w:val="1F1F1F"/>
-          <w:kern w:val="0"/>
-          <w:lang w:eastAsia="fr-FR"/>
-          <w14:ligatures w14:val="none"/>
-        </w:rPr>
-      </w:pPr>
-    </w:p>
-    <w:p>
-      <w:pPr>
-        <w:spacing w:after="0" w:line="240" w:lineRule="auto"/>
-        <w:rPr>
-          <w:rFonts w:ascii="Arial" w:eastAsia="Times New Roman" w:hAnsi="Arial" w:cs="Arial"/>
-          <w:color w:val="1F1F1F"/>
-          <w:kern w:val="0"/>
-          <w:lang w:eastAsia="fr-FR"/>
-          <w14:ligatures w14:val="none"/>
-        </w:rPr>
-      </w:pPr>
-      <w:r>
-        <w:rPr>
-          <w:rFonts w:ascii="Arial" w:eastAsia="Times New Roman" w:hAnsi="Arial" w:cs="Arial"/>
-          <w:color w:val="1F1F1F"/>
-          <w:kern w:val="0"/>
-          <w:lang w:eastAsia="fr-FR"/>
-          <w14:ligatures w14:val="none"/>
-        </w:rPr>
-        <w:t xml:space="preserve">L'accès aux données se fait par le </w:t>
-      </w:r>
-      <w:proofErr w:type="gramStart"/>
-      <w:r>
-        <w:rPr>
-          <w:rFonts w:ascii="Arial" w:eastAsia="Times New Roman" w:hAnsi="Arial" w:cs="Arial"/>
-          <w:color w:val="1F1F1F"/>
-          <w:kern w:val="0"/>
-          <w:lang w:eastAsia="fr-FR"/>
-          <w14:ligatures w14:val="none"/>
-        </w:rPr>
-        <w:t xml:space="preserve">point </w:t>
-      </w:r>
-      <w:r>
-        <w:rPr>
-          <w:rFonts w:ascii="Arial" w:eastAsia="Times New Roman" w:hAnsi="Arial" w:cs="Arial"/>
-          <w:color w:val="444746"/>
-          <w:kern w:val="0"/>
-          <w:sz w:val="20"/>
-          <w:szCs w:val="20"/>
-          <w:bdr w:val="none" w:sz="0" w:space="0" w:color="auto" w:frame="1"/>
-          <w:lang w:eastAsia="fr-FR"/>
-          <w14:ligatures w14:val="none"/>
-        </w:rPr>
-        <w:t>.</w:t>
-      </w:r>
-      <w:proofErr w:type="gramEnd"/>
       <w:r>
         <w:rPr>
           <w:rFonts w:ascii="Arial" w:eastAsia="Times New Roman" w:hAnsi="Arial" w:cs="Arial"/>
@@ -4483,7 +4115,6 @@
         </w:rPr>
       </w:pPr>
       <w:proofErr w:type="spellStart"/>
-      <w:proofErr w:type="gramStart"/>
       <w:r>
         <w:rPr>
           <w:rFonts w:ascii="Arial" w:eastAsia="Times New Roman" w:hAnsi="Arial" w:cs="Arial"/>
@@ -4495,9 +4126,9 @@
           <w:lang w:eastAsia="fr-FR"/>
           <w14:ligatures w14:val="none"/>
         </w:rPr>
-        <w:t>math.calculer</w:t>
-      </w:r>
-      <w:proofErr w:type="gramEnd"/>
+        <w:t>math.calculer_pi</w:t>
+      </w:r>
+      <w:proofErr w:type="spellEnd"/>
       <w:r>
         <w:rPr>
           <w:rFonts w:ascii="Arial" w:eastAsia="Times New Roman" w:hAnsi="Arial" w:cs="Arial"/>
@@ -4509,49 +4140,7 @@
           <w:lang w:eastAsia="fr-FR"/>
           <w14:ligatures w14:val="none"/>
         </w:rPr>
-        <w:t>_</w:t>
-      </w:r>
-      <w:proofErr w:type="gramStart"/>
-      <w:r>
-        <w:rPr>
-          <w:rFonts w:ascii="Arial" w:eastAsia="Times New Roman" w:hAnsi="Arial" w:cs="Arial"/>
-          <w:color w:val="444746"/>
-          <w:kern w:val="0"/>
-          <w:sz w:val="20"/>
-          <w:szCs w:val="20"/>
-          <w:bdr w:val="none" w:sz="0" w:space="0" w:color="auto" w:frame="1"/>
-          <w:lang w:eastAsia="fr-FR"/>
-          <w14:ligatures w14:val="none"/>
-        </w:rPr>
-        <w:t>pi</w:t>
-      </w:r>
-      <w:proofErr w:type="spellEnd"/>
-      <w:r>
-        <w:rPr>
-          <w:rFonts w:ascii="Arial" w:eastAsia="Times New Roman" w:hAnsi="Arial" w:cs="Arial"/>
-          <w:color w:val="444746"/>
-          <w:kern w:val="0"/>
-          <w:sz w:val="20"/>
-          <w:szCs w:val="20"/>
-          <w:bdr w:val="none" w:sz="0" w:space="0" w:color="auto" w:frame="1"/>
-          <w:lang w:eastAsia="fr-FR"/>
-          <w14:ligatures w14:val="none"/>
-        </w:rPr>
-        <w:t>(</w:t>
-      </w:r>
-      <w:proofErr w:type="gramEnd"/>
-      <w:r>
-        <w:rPr>
-          <w:rFonts w:ascii="Arial" w:eastAsia="Times New Roman" w:hAnsi="Arial" w:cs="Arial"/>
-          <w:color w:val="444746"/>
-          <w:kern w:val="0"/>
-          <w:sz w:val="20"/>
-          <w:szCs w:val="20"/>
-          <w:bdr w:val="none" w:sz="0" w:space="0" w:color="auto" w:frame="1"/>
-          <w:lang w:eastAsia="fr-FR"/>
-          <w14:ligatures w14:val="none"/>
-        </w:rPr>
-        <w:t>)</w:t>
+        <w:t>()</w:t>
       </w:r>
     </w:p>
     <w:p>
@@ -4586,7 +4175,7 @@
           <w14:ligatures w14:val="none"/>
         </w:rPr>
         <w:pict w14:anchorId="31792D9F">
-          <v:rect id="_x0000_i1253" style="width:0;height:1.5pt" o:hralign="center" o:hrstd="t" o:hrnoshade="t" o:hr="t" fillcolor="gray" stroked="f"/>
+          <v:rect id="_x0000_i1030" style="width:0;height:1.5pt" o:hralign="center" o:hrstd="t" o:hrnoshade="t" o:hr="t" fillcolor="gray" stroked="f"/>
         </w:pict>
       </w:r>
     </w:p>
@@ -4777,7 +4366,6 @@
         <w:t xml:space="preserve">. </w:t>
       </w:r>
       <w:proofErr w:type="spellStart"/>
-      <w:proofErr w:type="gramStart"/>
       <w:r>
         <w:rPr>
           <w:rFonts w:ascii="Arial" w:eastAsia="Times New Roman" w:hAnsi="Arial" w:cs="Arial"/>
@@ -4792,7 +4380,6 @@
         <w:t>finance.ogma</w:t>
       </w:r>
       <w:proofErr w:type="spellEnd"/>
-      <w:proofErr w:type="gramEnd"/>
       <w:r>
         <w:rPr>
           <w:rFonts w:ascii="Arial" w:eastAsia="Times New Roman" w:hAnsi="Arial" w:cs="Arial"/>
@@ -4925,7 +4512,27 @@
           <w:lang w:eastAsia="fr-FR"/>
           <w14:ligatures w14:val="none"/>
         </w:rPr>
-        <w:t xml:space="preserve"> : Tout est privé par défaut (encapsulation stricte).</w:t>
+        <w:t xml:space="preserve"> : Tout est p</w:t>
+      </w:r>
+      <w:r>
+        <w:rPr>
+          <w:rFonts w:ascii="Arial" w:eastAsia="Times New Roman" w:hAnsi="Arial" w:cs="Arial"/>
+          <w:color w:val="1F1F1F"/>
+          <w:kern w:val="0"/>
+          <w:lang w:eastAsia="fr-FR"/>
+          <w14:ligatures w14:val="none"/>
+        </w:rPr>
+        <w:t>ublique</w:t>
+      </w:r>
+      <w:r>
+        <w:rPr>
+          <w:rFonts w:ascii="Arial" w:eastAsia="Times New Roman" w:hAnsi="Arial" w:cs="Arial"/>
+          <w:color w:val="1F1F1F"/>
+          <w:kern w:val="0"/>
+          <w:lang w:eastAsia="fr-FR"/>
+          <w14:ligatures w14:val="none"/>
+        </w:rPr>
+        <w:t xml:space="preserve"> par défaut (encapsulation stricte).</w:t>
       </w:r>
     </w:p>
     <w:p>
@@ -5129,7 +4736,7 @@
           <w14:ligatures w14:val="none"/>
         </w:rPr>
         <w:pict w14:anchorId="10D80D7F">
-          <v:rect id="_x0000_i1254" style="width:0;height:1.5pt" o:hralign="center" o:hrstd="t" o:hrnoshade="t" o:hr="t" fillcolor="gray" stroked="f"/>
+          <v:rect id="_x0000_i1031" style="width:0;height:1.5pt" o:hralign="center" o:hrstd="t" o:hrnoshade="t" o:hr="t" fillcolor="gray" stroked="f"/>
         </w:pict>
       </w:r>
     </w:p>
@@ -5525,7 +5132,7 @@
           <w14:ligatures w14:val="none"/>
         </w:rPr>
         <w:pict w14:anchorId="4B8A87B8">
-          <v:rect id="_x0000_i1255" style="width:0;height:1.5pt" o:hralign="center" o:hrstd="t" o:hrnoshade="t" o:hr="t" fillcolor="gray" stroked="f"/>
+          <v:rect id="_x0000_i1032" style="width:0;height:1.5pt" o:hralign="center" o:hrstd="t" o:hrnoshade="t" o:hr="t" fillcolor="gray" stroked="f"/>
         </w:pict>
       </w:r>
     </w:p>
@@ -5787,7 +5394,7 @@
         </w:rPr>
         <w:lastRenderedPageBreak/>
         <w:pict w14:anchorId="1C857BBB">
-          <v:rect id="_x0000_i1256" style="width:0;height:1.5pt" o:hralign="center" o:hrstd="t" o:hrnoshade="t" o:hr="t" fillcolor="gray" stroked="f"/>
+          <v:rect id="_x0000_i1033" style="width:0;height:1.5pt" o:hralign="center" o:hrstd="t" o:hrnoshade="t" o:hr="t" fillcolor="gray" stroked="f"/>
         </w:pict>
       </w:r>
     </w:p>
@@ -5964,7 +5571,7 @@
           <w14:ligatures w14:val="none"/>
         </w:rPr>
         <w:pict w14:anchorId="47E87F43">
-          <v:rect id="_x0000_i1257" style="width:0;height:1.5pt" o:hralign="center" o:hrstd="t" o:hrnoshade="t" o:hr="t" fillcolor="gray" stroked="f"/>
+          <v:rect id="_x0000_i1034" style="width:0;height:1.5pt" o:hralign="center" o:hrstd="t" o:hrnoshade="t" o:hr="t" fillcolor="gray" stroked="f"/>
         </w:pict>
       </w:r>
     </w:p>
@@ -14058,6 +13665,7 @@
   <w:style w:type="character" w:default="1" w:styleId="Policepardfaut">
     <w:name w:val="Default Paragraph Font"/>
     <w:uiPriority w:val="1"/>
+    <w:semiHidden/>
     <w:unhideWhenUsed/>
   </w:style>
   <w:style w:type="table" w:default="1" w:styleId="TableauNormal">
